--- a/data/cvs/cv_56_Marbis_Frontend_DevOps_Engineer_-_Full_or_Part-.docx
+++ b/data/cvs/cv_56_Marbis_Frontend_DevOps_Engineer_-_Full_or_Part-.docx
@@ -86,7 +86,7 @@
         <w:rPr>
           <w:sz w:val="20"/>
         </w:rPr>
-        <w:t>Frontend DevOps Engineer with a strong background in full-stack development and AI engineering. I excel at building scalable web applications, from responsive frontends to robust backends, with a focus on JavaScript, TypeScript, and modern frameworks like Vue and React. My experience spans both enterprise and startup environments, including hands-on work with Docker, Kubernetes, and CI/CD pipelines. I am passionate about delivering high-performance, user-centric solutions and am eager to contribute my skills to Marbis' innovative projects.</w:t>
+        <w:t>Frontend DevOps Engineer with a strong background in full-stack development and AI engineering. I bring a unique blend of skills, having worked across the entire software development lifecycle, from designing and building scalable web applications to integrating AI-driven automation. Proficient in JavaScript, TypeScript, and modern frameworks like Vue and React, I excel at creating responsive, mobile-first interfaces. My experience includes CI/CD pipelines, container orchestration with Docker and Kubernetes, and agile development practices.</w:t>
       </w:r>
     </w:p>
     <w:p>
@@ -137,7 +137,7 @@
         <w:rPr>
           <w:sz w:val="20"/>
         </w:rPr>
-        <w:t>React, Vue, Angular, Node.js, Django, Flask</w:t>
+        <w:t>Vue, React, Angular, Node.js, Django, Flask</w:t>
       </w:r>
     </w:p>
     <w:p>
@@ -227,7 +227,7 @@
         <w:rPr>
           <w:sz w:val="20"/>
         </w:rPr>
-        <w:t>Docker, Kubernetes (K8s), Helm, Oracle Cloud, Google Cloud Platform, CI/CD, Container Orchestration</w:t>
+        <w:t>Docker, Kubernetes (K8s), Helm, Oracle Cloud, Google Cloud Platform, CI/CD, Container Orchestration, Monitoring, Deployment</w:t>
       </w:r>
     </w:p>
     <w:p>
@@ -245,7 +245,7 @@
         <w:rPr>
           <w:sz w:val="20"/>
         </w:rPr>
-        <w:t>responsive design, mobile-first, package managers, build tools, deployment</w:t>
+        <w:t>responsive design, package managers, build tools, backend</w:t>
       </w:r>
     </w:p>
     <w:p>
@@ -263,7 +263,7 @@
         <w:rPr>
           <w:sz w:val="20"/>
         </w:rPr>
-        <w:t>infrastructure, agile, UX/UI, scalability, web technologies</w:t>
+        <w:t>infrastructure, UX/UI, web technologies, modern web applications, scalability</w:t>
       </w:r>
     </w:p>
     <w:p>
@@ -313,7 +313,7 @@
         <w:rPr>
           <w:sz w:val="20"/>
         </w:rPr>
-        <w:t>Integrating SAP APIs with an internal Credit Control System, automating processes for OA and IT teams.</w:t>
+        <w:t>Integrating SAP APIs with an internal Credit Control System, automating processes for OA and IT business units.</w:t>
       </w:r>
     </w:p>
     <w:p>
@@ -337,7 +337,7 @@
         <w:rPr>
           <w:sz w:val="20"/>
         </w:rPr>
-        <w:t>Designing and prototyping an AI-powered tender scraping pipeline to automate tender discovery and processing.</w:t>
+        <w:t>Designing and building an AI-powered tender scraping pipeline to automate tender opportunity discovery and processing.</w:t>
       </w:r>
     </w:p>
     <w:p>
@@ -372,31 +372,7 @@
         <w:rPr>
           <w:sz w:val="20"/>
         </w:rPr>
-        <w:t>Train AI models by generating accurate difference-based captions for multimodal datasets</w:t>
-      </w:r>
-    </w:p>
-    <w:p>
-      <w:pPr>
-        <w:pStyle w:val="ListBullet"/>
-        <w:spacing w:before="0" w:after="20"/>
-      </w:pPr>
-      <w:r>
-        <w:rPr>
-          <w:sz w:val="20"/>
-        </w:rPr>
-        <w:t>Perform categorisation, bounding, consistency checks, and image-level validation to improve multimodal model accuracy</w:t>
-      </w:r>
-    </w:p>
-    <w:p>
-      <w:pPr>
-        <w:pStyle w:val="ListBullet"/>
-        <w:spacing w:before="0" w:after="20"/>
-      </w:pPr>
-      <w:r>
-        <w:rPr>
-          <w:sz w:val="20"/>
-        </w:rPr>
-        <w:t>Contribute high-quality annotated outputs that directly feed into production AI model training pipelines</w:t>
+        <w:t>Generating difference-based captions for multimodal datasets, improving model accuracy through detailed annotations.</w:t>
       </w:r>
     </w:p>
     <w:p>
@@ -431,31 +407,7 @@
         <w:rPr>
           <w:sz w:val="20"/>
         </w:rPr>
-        <w:t>Developed and delivered full-stack solutions for U.S.-based clients across different sectors</w:t>
-      </w:r>
-    </w:p>
-    <w:p>
-      <w:pPr>
-        <w:pStyle w:val="ListBullet"/>
-        <w:spacing w:before="0" w:after="20"/>
-      </w:pPr>
-      <w:r>
-        <w:rPr>
-          <w:sz w:val="20"/>
-        </w:rPr>
-        <w:t>Built UI components, optimised APIs, and handled CMS-based website systems</w:t>
-      </w:r>
-    </w:p>
-    <w:p>
-      <w:pPr>
-        <w:pStyle w:val="ListBullet"/>
-        <w:spacing w:before="0" w:after="20"/>
-      </w:pPr>
-      <w:r>
-        <w:rPr>
-          <w:sz w:val="20"/>
-        </w:rPr>
-        <w:t>Collaborated with remote teams to debug, improve performance, and implement client feedback</w:t>
+        <w:t>Built and delivered full-stack solutions, including UI components and API optimisation, for diverse U.S. clients.</w:t>
       </w:r>
     </w:p>
     <w:p>
@@ -490,31 +442,7 @@
         <w:rPr>
           <w:sz w:val="20"/>
         </w:rPr>
-        <w:t>Annotated and evaluated datasets for health and agriculture AI systems</w:t>
-      </w:r>
-    </w:p>
-    <w:p>
-      <w:pPr>
-        <w:pStyle w:val="ListBullet"/>
-        <w:spacing w:before="0" w:after="20"/>
-      </w:pPr>
-      <w:r>
-        <w:rPr>
-          <w:sz w:val="20"/>
-        </w:rPr>
-        <w:t>Performed intent detection, slot tagging, utterance verification, and structured dataset creation</w:t>
-      </w:r>
-    </w:p>
-    <w:p>
-      <w:pPr>
-        <w:pStyle w:val="ListBullet"/>
-        <w:spacing w:before="0" w:after="20"/>
-      </w:pPr>
-      <w:r>
-        <w:rPr>
-          <w:sz w:val="20"/>
-        </w:rPr>
-        <w:t>Ensured annotation quality and consistency across multilingual and multimodal training data</w:t>
+        <w:t>Performed intent detection and slot tagging for health and agriculture AI systems, ensuring high-quality training data.</w:t>
       </w:r>
     </w:p>
     <w:p>
